--- a/Pz SMIT/Antanevich_SMIT_1.1.docx
+++ b/Pz SMIT/Antanevich_SMIT_1.1.docx
@@ -717,7 +717,7 @@
     </w:p>
     <w:p>
       <w:pPr>
-        <w:jc w:val="left"/>
+        <w:jc w:val="center"/>
         <w:rPr>
           <w:lang w:val="ru-RU"/>
         </w:rPr>
@@ -751,15 +751,21 @@
       </w:r>
       <w:r>
         <w:rPr>
-          <w:lang w:val="en-GB"/>
-        </w:rPr>
-        <w:t>x</w:t>
-      </w:r>
-      <w:r>
-        <w:rPr>
-          <w:lang w:val="ru-RU"/>
-        </w:rPr>
-        <w:t xml:space="preserve"> 4) / 2 = 10</w:t>
+          <w:rFonts w:ascii="Cambria Math" w:hAnsi="Cambria Math" w:cs="Cambria Math"/>
+        </w:rPr>
+        <w:t>⋅</w:t>
+      </w:r>
+      <w:r>
+        <w:rPr>
+          <w:rFonts w:ascii="Cambria Math" w:hAnsi="Cambria Math" w:cs="Cambria Math"/>
+        </w:rPr>
+        <w:t xml:space="preserve"> </w:t>
+      </w:r>
+      <w:r>
+        <w:rPr>
+          <w:lang w:val="ru-RU"/>
+        </w:rPr>
+        <w:t>4) / 2 = 10</w:t>
       </w:r>
     </w:p>
     <w:p>
@@ -843,10 +849,19 @@
         <w:t xml:space="preserve">Усього клітинок: 8 </w:t>
       </w:r>
       <w:r>
-        <w:t>х</w:t>
-      </w:r>
-      <w:r>
-        <w:t xml:space="preserve"> 8 = 64</w:t>
+        <w:rPr>
+          <w:rFonts w:ascii="Cambria Math" w:hAnsi="Cambria Math" w:cs="Cambria Math"/>
+        </w:rPr>
+        <w:t>⋅</w:t>
+      </w:r>
+      <w:r>
+        <w:rPr>
+          <w:rFonts w:ascii="Cambria Math" w:hAnsi="Cambria Math" w:cs="Cambria Math"/>
+        </w:rPr>
+        <w:t xml:space="preserve"> </w:t>
+      </w:r>
+      <w:r>
+        <w:t>8 = 64</w:t>
       </w:r>
     </w:p>
     <w:p>
@@ -897,9 +912,6 @@
       </w:r>
     </w:p>
     <w:p>
-      <w:pPr>
-        <w:jc w:val="left"/>
-      </w:pPr>
       <w:r>
         <w:t>В</w:t>
       </w:r>
@@ -919,10 +931,22 @@
         <w:t>зустріча</w:t>
       </w:r>
       <w:r>
-        <w:t>ються повтори зворотньої послідовності</w:t>
-      </w:r>
-      <w:r>
-        <w:br/>
+        <w:t xml:space="preserve">ються повтори </w:t>
+      </w:r>
+      <w:proofErr w:type="spellStart"/>
+      <w:r>
+        <w:t>зворотньої</w:t>
+      </w:r>
+      <w:proofErr w:type="spellEnd"/>
+      <w:r>
+        <w:t xml:space="preserve"> послідовності</w:t>
+      </w:r>
+    </w:p>
+    <w:p>
+      <w:pPr>
+        <w:jc w:val="center"/>
+      </w:pPr>
+      <w:r>
         <w:t>C</w:t>
       </w:r>
       <w:r>
@@ -944,9 +968,9 @@
       </w:r>
       <w:r>
         <w:rPr>
-          <w:lang w:val="en-US"/>
-        </w:rPr>
-        <w:t>x</w:t>
+          <w:rFonts w:ascii="Cambria Math" w:hAnsi="Cambria Math" w:cs="Cambria Math"/>
+        </w:rPr>
+        <w:t>⋅</w:t>
       </w:r>
       <w:r>
         <w:rPr>
@@ -1013,7 +1037,7 @@
     </w:p>
     <w:p>
       <w:pPr>
-        <w:jc w:val="left"/>
+        <w:jc w:val="center"/>
       </w:pPr>
       <w:r>
         <w:t>C</w:t>
@@ -1054,9 +1078,9 @@
       </w:r>
       <w:r>
         <w:rPr>
-          <w:lang w:val="en-GB"/>
-        </w:rPr>
-        <w:t>x</w:t>
+          <w:rFonts w:ascii="Cambria Math" w:hAnsi="Cambria Math" w:cs="Cambria Math"/>
+        </w:rPr>
+        <w:t>⋅</w:t>
       </w:r>
       <w:r>
         <w:rPr>
@@ -1066,9 +1090,9 @@
       </w:r>
       <w:r>
         <w:rPr>
-          <w:lang w:val="en-GB"/>
-        </w:rPr>
-        <w:t>x</w:t>
+          <w:rFonts w:ascii="Cambria Math" w:hAnsi="Cambria Math" w:cs="Cambria Math"/>
+        </w:rPr>
+        <w:t>⋅</w:t>
       </w:r>
       <w:r>
         <w:rPr>
@@ -1080,7 +1104,16 @@
         <w:t>=</w:t>
       </w:r>
       <w:r>
-        <w:t xml:space="preserve"> 2 х (992 / 2)</w:t>
+        <w:t xml:space="preserve"> 2 </w:t>
+      </w:r>
+      <w:r>
+        <w:rPr>
+          <w:rFonts w:ascii="Cambria Math" w:hAnsi="Cambria Math" w:cs="Cambria Math"/>
+        </w:rPr>
+        <w:t>⋅</w:t>
+      </w:r>
+      <w:r>
+        <w:t xml:space="preserve"> (992 / 2)</w:t>
       </w:r>
       <w:r>
         <w:t xml:space="preserve"> </w:t>
@@ -1102,8 +1135,12 @@
       <w:r>
         <w:t>Обираємо одну білу клітинку з 32 та одну чорну клітинку з 32.</w:t>
       </w:r>
-      <w:r>
-        <w:br/>
+    </w:p>
+    <w:p>
+      <w:pPr>
+        <w:jc w:val="center"/>
+      </w:pPr>
+      <w:r>
         <w:t>C</w:t>
       </w:r>
       <w:r>
@@ -1125,9 +1162,15 @@
       </w:r>
       <w:r>
         <w:rPr>
-          <w:lang w:val="ru-RU"/>
-        </w:rPr>
-        <w:t xml:space="preserve">х </w:t>
+          <w:rFonts w:ascii="Cambria Math" w:hAnsi="Cambria Math" w:cs="Cambria Math"/>
+        </w:rPr>
+        <w:t>⋅</w:t>
+      </w:r>
+      <w:r>
+        <w:rPr>
+          <w:lang w:val="ru-RU"/>
+        </w:rPr>
+        <w:t xml:space="preserve"> </w:t>
       </w:r>
       <w:r>
         <w:t>C</w:t>
@@ -1151,9 +1194,9 @@
       </w:r>
       <w:r>
         <w:rPr>
-          <w:lang w:val="ru-RU"/>
-        </w:rPr>
-        <w:t>х</w:t>
+          <w:rFonts w:ascii="Cambria Math" w:hAnsi="Cambria Math" w:cs="Cambria Math"/>
+        </w:rPr>
+        <w:t>⋅</w:t>
       </w:r>
       <w:r>
         <w:t xml:space="preserve"> 32 = 1024</w:t>
@@ -1376,7 +1419,21 @@
         <w:rPr>
           <w:lang w:val="ru-RU"/>
         </w:rPr>
-        <w:t xml:space="preserve"> бути одно-, дво- або трицифрові</w:t>
+        <w:t xml:space="preserve"> бути одно-, </w:t>
+      </w:r>
+      <w:proofErr w:type="spellStart"/>
+      <w:r>
+        <w:rPr>
+          <w:lang w:val="ru-RU"/>
+        </w:rPr>
+        <w:t>дво</w:t>
+      </w:r>
+      <w:proofErr w:type="spellEnd"/>
+      <w:r>
+        <w:rPr>
+          <w:lang w:val="ru-RU"/>
+        </w:rPr>
+        <w:t>- або трицифрові</w:t>
       </w:r>
     </w:p>
     <w:p>
@@ -1482,7 +1539,7 @@
     </w:p>
     <w:p>
       <w:pPr>
-        <w:jc w:val="left"/>
+        <w:jc w:val="center"/>
         <w:rPr>
           <w:lang w:val="ru-RU"/>
         </w:rPr>
@@ -1542,7 +1599,7 @@
     </w:p>
     <w:p>
       <w:pPr>
-        <w:jc w:val="left"/>
+        <w:jc w:val="center"/>
         <w:rPr>
           <w:lang w:val="ru-RU"/>
         </w:rPr>
@@ -1575,9 +1632,9 @@
       </w:r>
       <w:r>
         <w:rPr>
-          <w:lang w:val="en-GB"/>
-        </w:rPr>
-        <w:t>x</w:t>
+          <w:rFonts w:ascii="Cambria Math" w:hAnsi="Cambria Math" w:cs="Cambria Math"/>
+        </w:rPr>
+        <w:t>⋅</w:t>
       </w:r>
       <w:r>
         <w:rPr>
@@ -1615,7 +1672,7 @@
     </w:p>
     <w:p>
       <w:pPr>
-        <w:jc w:val="left"/>
+        <w:jc w:val="center"/>
         <w:rPr>
           <w:lang w:val="ru-RU"/>
         </w:rPr>
@@ -1644,7 +1701,31 @@
         <w:rPr>
           <w:lang w:val="ru-RU"/>
         </w:rPr>
-        <w:t xml:space="preserve"> = 5 х 4 х 3 = 60</w:t>
+        <w:t xml:space="preserve"> = 5 </w:t>
+      </w:r>
+      <w:r>
+        <w:rPr>
+          <w:rFonts w:ascii="Cambria Math" w:hAnsi="Cambria Math" w:cs="Cambria Math"/>
+        </w:rPr>
+        <w:t>⋅</w:t>
+      </w:r>
+      <w:r>
+        <w:rPr>
+          <w:lang w:val="ru-RU"/>
+        </w:rPr>
+        <w:t xml:space="preserve"> 4 </w:t>
+      </w:r>
+      <w:r>
+        <w:rPr>
+          <w:rFonts w:ascii="Cambria Math" w:hAnsi="Cambria Math" w:cs="Cambria Math"/>
+        </w:rPr>
+        <w:t>⋅</w:t>
+      </w:r>
+      <w:r>
+        <w:rPr>
+          <w:lang w:val="ru-RU"/>
+        </w:rPr>
+        <w:t xml:space="preserve"> 3 = 60</w:t>
       </w:r>
     </w:p>
     <w:p>
@@ -1663,7 +1744,7 @@
     </w:p>
     <w:p>
       <w:pPr>
-        <w:jc w:val="left"/>
+        <w:jc w:val="center"/>
         <w:rPr>
           <w:lang w:val="ru-RU"/>
         </w:rPr>
@@ -1735,7 +1816,24 @@
         <w:t>Двоцифрові числа:</w:t>
       </w:r>
       <w:r>
-        <w:t xml:space="preserve"> 5 х 5 = 25</w:t>
+        <w:t xml:space="preserve"> </w:t>
+      </w:r>
+    </w:p>
+    <w:p>
+      <w:pPr>
+        <w:jc w:val="center"/>
+      </w:pPr>
+      <w:r>
+        <w:t xml:space="preserve">5 </w:t>
+      </w:r>
+      <w:r>
+        <w:rPr>
+          <w:rFonts w:ascii="Cambria Math" w:hAnsi="Cambria Math" w:cs="Cambria Math"/>
+        </w:rPr>
+        <w:t>⋅</w:t>
+      </w:r>
+      <w:r>
+        <w:t xml:space="preserve"> 5 = 25</w:t>
       </w:r>
     </w:p>
     <w:p>
@@ -1746,7 +1844,33 @@
         <w:t>Трицифрові числа:</w:t>
       </w:r>
       <w:r>
-        <w:t xml:space="preserve"> 5 х 5 х 5 = 125</w:t>
+        <w:t xml:space="preserve"> </w:t>
+      </w:r>
+    </w:p>
+    <w:p>
+      <w:pPr>
+        <w:jc w:val="center"/>
+      </w:pPr>
+      <w:r>
+        <w:t xml:space="preserve">5 </w:t>
+      </w:r>
+      <w:r>
+        <w:rPr>
+          <w:rFonts w:ascii="Cambria Math" w:hAnsi="Cambria Math" w:cs="Cambria Math"/>
+        </w:rPr>
+        <w:t>⋅</w:t>
+      </w:r>
+      <w:r>
+        <w:t xml:space="preserve"> 5 </w:t>
+      </w:r>
+      <w:r>
+        <w:rPr>
+          <w:rFonts w:ascii="Cambria Math" w:hAnsi="Cambria Math" w:cs="Cambria Math"/>
+        </w:rPr>
+        <w:t>⋅</w:t>
+      </w:r>
+      <w:r>
+        <w:t xml:space="preserve"> 5 = 125</w:t>
       </w:r>
     </w:p>
     <w:p>
@@ -1759,6 +1883,11 @@
       <w:r>
         <w:t xml:space="preserve"> </w:t>
       </w:r>
+    </w:p>
+    <w:p>
+      <w:pPr>
+        <w:jc w:val="center"/>
+      </w:pPr>
       <w:r>
         <w:t>5</w:t>
       </w:r>
@@ -1911,6 +2040,11 @@
       <w:r>
         <w:t>Підгрупа з 0 людей: </w:t>
       </w:r>
+    </w:p>
+    <w:p>
+      <w:pPr>
+        <w:jc w:val="center"/>
+      </w:pPr>
       <w:r>
         <w:rPr>
           <w:lang w:val="ru-RU"/>
@@ -1944,13 +2078,18 @@
     <w:p>
       <w:pPr>
         <w:jc w:val="left"/>
-        <w:rPr>
-          <w:lang w:val="ru-RU"/>
-        </w:rPr>
       </w:pPr>
       <w:r>
         <w:t>Підгрупа з 1 людини: </w:t>
       </w:r>
+    </w:p>
+    <w:p>
+      <w:pPr>
+        <w:jc w:val="center"/>
+        <w:rPr>
+          <w:lang w:val="ru-RU"/>
+        </w:rPr>
+      </w:pPr>
       <w:r>
         <w:rPr>
           <w:lang w:val="ru-RU"/>
@@ -1980,7 +2119,37 @@
     </w:p>
     <w:p>
       <w:pPr>
-        <w:jc w:val="left"/>
+        <w:jc w:val="center"/>
+        <w:rPr>
+          <w:lang w:val="ru-RU"/>
+        </w:rPr>
+      </w:pPr>
+    </w:p>
+    <w:p>
+      <w:pPr>
+        <w:rPr>
+          <w:lang w:val="ru-RU"/>
+        </w:rPr>
+      </w:pPr>
+      <w:proofErr w:type="spellStart"/>
+      <w:r>
+        <w:rPr>
+          <w:lang w:val="ru-RU"/>
+        </w:rPr>
+        <w:lastRenderedPageBreak/>
+        <w:t>Розрахунок</w:t>
+      </w:r>
+      <w:proofErr w:type="spellEnd"/>
+      <w:r>
+        <w:rPr>
+          <w:lang w:val="ru-RU"/>
+        </w:rPr>
+        <w:t>:</w:t>
+      </w:r>
+    </w:p>
+    <w:p>
+      <w:pPr>
+        <w:jc w:val="center"/>
         <w:rPr>
           <w:lang w:val="ru-RU"/>
         </w:rPr>
@@ -2002,7 +2171,7 @@
         <w:rPr>
           <w:lang w:val="ru-RU"/>
         </w:rPr>
-        <w:t xml:space="preserve">– 1 – 9 = 512 – 502 </w:t>
+        <w:t>– 1 – 9 = 512 – 502</w:t>
       </w:r>
     </w:p>
     <w:p>
@@ -2082,7 +2251,6 @@
           <w:b/>
           <w:bCs/>
         </w:rPr>
-        <w:lastRenderedPageBreak/>
         <w:t>Дано:</w:t>
       </w:r>
       <w:r>
@@ -2130,20 +2298,76 @@
       <w:r>
         <w:t>Для третьої 5 вільних місць</w:t>
       </w:r>
-      <w:r>
-        <w:br/>
-        <w:t>...</w:t>
-      </w:r>
-    </w:p>
-    <w:p>
-      <w:pPr>
-        <w:jc w:val="left"/>
+    </w:p>
+    <w:p>
+      <w:pPr>
+        <w:jc w:val="center"/>
       </w:pPr>
       <w:r>
         <w:t xml:space="preserve">7! = </w:t>
       </w:r>
       <w:r>
-        <w:t>7 х 6 х 5 х 4 х 3 х 2 х 1 = 5040</w:t>
+        <w:t xml:space="preserve">7 </w:t>
+      </w:r>
+      <w:r>
+        <w:rPr>
+          <w:rFonts w:ascii="Cambria Math" w:hAnsi="Cambria Math" w:cs="Cambria Math"/>
+        </w:rPr>
+        <w:t>⋅</w:t>
+      </w:r>
+      <w:r>
+        <w:t xml:space="preserve"> 6 </w:t>
+      </w:r>
+      <w:r>
+        <w:rPr>
+          <w:rFonts w:ascii="Cambria Math" w:hAnsi="Cambria Math" w:cs="Cambria Math"/>
+        </w:rPr>
+        <w:t>⋅</w:t>
+      </w:r>
+      <w:r>
+        <w:rPr>
+          <w:rFonts w:ascii="Cambria Math" w:hAnsi="Cambria Math" w:cs="Cambria Math"/>
+        </w:rPr>
+        <w:t xml:space="preserve"> </w:t>
+      </w:r>
+      <w:r>
+        <w:t xml:space="preserve">5 </w:t>
+      </w:r>
+      <w:r>
+        <w:rPr>
+          <w:rFonts w:ascii="Cambria Math" w:hAnsi="Cambria Math" w:cs="Cambria Math"/>
+        </w:rPr>
+        <w:t>⋅</w:t>
+      </w:r>
+      <w:r>
+        <w:t xml:space="preserve"> 4 </w:t>
+      </w:r>
+      <w:r>
+        <w:rPr>
+          <w:rFonts w:ascii="Cambria Math" w:hAnsi="Cambria Math" w:cs="Cambria Math"/>
+        </w:rPr>
+        <w:t>⋅</w:t>
+      </w:r>
+      <w:r>
+        <w:t xml:space="preserve"> 3 </w:t>
+      </w:r>
+      <w:r>
+        <w:rPr>
+          <w:rFonts w:ascii="Cambria Math" w:hAnsi="Cambria Math" w:cs="Cambria Math"/>
+        </w:rPr>
+        <w:t>⋅</w:t>
+      </w:r>
+      <w:r>
+        <w:t xml:space="preserve"> 2 </w:t>
+      </w:r>
+      <w:r>
+        <w:rPr>
+          <w:rFonts w:ascii="Cambria Math" w:hAnsi="Cambria Math" w:cs="Cambria Math"/>
+        </w:rPr>
+        <w:t>⋅</w:t>
+      </w:r>
+      <w:r>
+        <w:t xml:space="preserve"> 1 = 5040</w:t>
       </w:r>
     </w:p>
     <w:p>
@@ -2211,11 +2435,6 @@
       <w:pPr>
         <w:jc w:val="left"/>
       </w:pPr>
-    </w:p>
-    <w:p>
-      <w:pPr>
-        <w:jc w:val="left"/>
-      </w:pPr>
       <w:r>
         <w:rPr>
           <w:b/>
@@ -2251,14 +2470,6 @@
       </w:r>
     </w:p>
     <w:p>
-      <w:pPr>
-        <w:jc w:val="left"/>
-      </w:pPr>
-    </w:p>
-    <w:p>
-      <w:pPr>
-        <w:jc w:val="left"/>
-      </w:pPr>
       <w:r>
         <w:rPr>
           <w:b/>
@@ -2304,6 +2515,7 @@
           <w:b/>
           <w:bCs/>
         </w:rPr>
+        <w:lastRenderedPageBreak/>
         <w:t>4. Яка кількість розміщень можлива для k елементів у множині з n елементів?</w:t>
       </w:r>
       <w:r>
@@ -2326,11 +2538,7 @@
         <w:t>𝑛</w:t>
       </w:r>
       <w:r>
-        <w:t xml:space="preserve">, і порядок їх </w:t>
-      </w:r>
-      <w:r>
-        <w:lastRenderedPageBreak/>
-        <w:t xml:space="preserve">розташування має значення. Тобто, наприклад, вибір "А, Б" і "Б, А" вважаються різними. Загальна кількість розміщень зростає зі збільшенням </w:t>
+        <w:t xml:space="preserve">, і порядок їх розташування має значення. Тобто, наприклад, вибір "А, Б" і "Б, А" вважаються різними. Загальна кількість розміщень зростає зі збільшенням </w:t>
       </w:r>
       <w:r>
         <w:rPr>
@@ -2350,11 +2558,6 @@
       <w:r>
         <w:t>.</w:t>
       </w:r>
-    </w:p>
-    <w:p>
-      <w:pPr>
-        <w:jc w:val="left"/>
-      </w:pPr>
     </w:p>
     <w:p>
       <w:pPr>
@@ -4401,6 +4604,7 @@
   <w:style w:type="character" w:default="1" w:styleId="a0">
     <w:name w:val="Default Paragraph Font"/>
     <w:uiPriority w:val="1"/>
+    <w:semiHidden/>
     <w:unhideWhenUsed/>
   </w:style>
   <w:style w:type="table" w:default="1" w:styleId="a1">
